--- a/разработка моб прил/прак 1/Практика№1 ИКБО-20-23 Кузнецов Лев Андреевич.docx
+++ b/разработка моб прил/прак 1/Практика№1 ИКБО-20-23 Кузнецов Лев Андреевич.docx
@@ -633,7 +633,21 @@
               <w:rPr>
                 <w:sz w:val="28"/>
               </w:rPr>
-              <w:t>Кузнецов Лев Андреевич</w:t>
+              <w:t xml:space="preserve">Кузнецов </w:t>
+            </w:r>
+            <w:r>
+              <w:rPr>
+                <w:sz w:val="28"/>
+              </w:rPr>
+              <w:t xml:space="preserve">Л. </w:t>
+            </w:r>
+            <w:bookmarkStart w:id="1" w:name="_GoBack"/>
+            <w:bookmarkEnd w:id="1"/>
+            <w:r>
+              <w:rPr>
+                <w:sz w:val="28"/>
+              </w:rPr>
+              <w:t>А.</w:t>
             </w:r>
           </w:p>
         </w:tc>
@@ -859,8 +873,6 @@
           <w:sz w:val="28"/>
         </w:rPr>
       </w:pPr>
-      <w:bookmarkStart w:id="1" w:name="_GoBack"/>
-      <w:bookmarkEnd w:id="1"/>
     </w:p>
     <w:p>
       <w:pPr>
@@ -1059,31 +1071,7 @@
                 <w:u w:val="none"/>
                 <w:lang w:val="en-US" w:eastAsia="en-US"/>
               </w:rPr>
-              <w:t>Andro</w:t>
-            </w:r>
-            <w:r>
-              <w:rPr>
-                <w:rStyle w:val="af"/>
-                <w:rFonts w:ascii="Times New Roman" w:eastAsiaTheme="minorHAnsi" w:hAnsi="Times New Roman" w:cstheme="minorBidi"/>
-                <w:color w:val="000000" w:themeColor="text1"/>
-                <w:sz w:val="28"/>
-                <w:szCs w:val="22"/>
-                <w:u w:val="none"/>
-                <w:lang w:val="en-US" w:eastAsia="en-US"/>
-              </w:rPr>
-              <w:t>i</w:t>
-            </w:r>
-            <w:r>
-              <w:rPr>
-                <w:rStyle w:val="af"/>
-                <w:rFonts w:ascii="Times New Roman" w:eastAsiaTheme="minorHAnsi" w:hAnsi="Times New Roman" w:cstheme="minorBidi"/>
-                <w:color w:val="000000" w:themeColor="text1"/>
-                <w:sz w:val="28"/>
-                <w:szCs w:val="22"/>
-                <w:u w:val="none"/>
-                <w:lang w:val="en-US" w:eastAsia="en-US"/>
-              </w:rPr>
-              <w:t>d</w:t>
+              <w:t>Android</w:t>
             </w:r>
             <w:r>
               <w:rPr>
@@ -1440,8 +1428,9 @@
           <w:pPr>
             <w:tabs>
               <w:tab w:val="right" w:leader="dot" w:pos="10206"/>
+              <w:tab w:val="right" w:leader="dot" w:pos="10773"/>
             </w:tabs>
-            <w:ind w:right="140" w:firstLine="0"/>
+            <w:ind w:right="-1" w:firstLine="0"/>
             <w:rPr>
               <w:color w:val="000000" w:themeColor="text1"/>
             </w:rPr>
@@ -1541,11 +1530,6 @@
               <w:lang w:val="en-US"/>
             </w:rPr>
             <w:instrText xml:space="preserve">" </w:instrText>
-          </w:r>
-          <w:r>
-            <w:rPr>
-              <w:color w:val="000000" w:themeColor="text1"/>
-            </w:rPr>
           </w:r>
           <w:r>
             <w:rPr>
@@ -1816,7 +1800,7 @@
                 <w:color w:val="000000" w:themeColor="text1"/>
                 <w:u w:val="none"/>
               </w:rPr>
-              <w:t>рактическая часть</w:t>
+              <w:t>РАКТИЧЕСКАЯ ЧАСТЬ</w:t>
             </w:r>
             <w:r>
               <w:rPr>
@@ -1864,7 +1848,7 @@
                 <w:color w:val="000000" w:themeColor="text1"/>
                 <w:u w:val="none"/>
               </w:rPr>
-              <w:t>Решение задачи</w:t>
+              <w:t>Создание проекта</w:t>
             </w:r>
             <w:r>
               <w:rPr>
@@ -1887,6 +1871,7 @@
               <w:rStyle w:val="af"/>
               <w:color w:val="000000" w:themeColor="text1"/>
               <w:u w:val="none"/>
+              <w:lang w:val="en-US"/>
             </w:rPr>
           </w:pPr>
           <w:hyperlink w:anchor="_2.1.1_TextView_в" w:history="1">
@@ -1895,6 +1880,7 @@
                 <w:rStyle w:val="af"/>
                 <w:color w:val="000000" w:themeColor="text1"/>
                 <w:u w:val="none"/>
+                <w:lang w:val="en-US"/>
               </w:rPr>
               <w:t xml:space="preserve">2.1.1 </w:t>
             </w:r>
@@ -1914,19 +1900,21 @@
                 <w:rStyle w:val="af"/>
                 <w:color w:val="000000" w:themeColor="text1"/>
                 <w:u w:val="none"/>
-              </w:rPr>
-              <w:t xml:space="preserve"> в задаче</w:t>
-            </w:r>
-            <w:r>
-              <w:rPr>
-                <w:rStyle w:val="af"/>
-                <w:color w:val="000000" w:themeColor="text1"/>
-                <w:u w:val="none"/>
+                <w:lang w:val="en-US"/>
               </w:rPr>
               <w:tab/>
-              <w:t>31</w:t>
+              <w:t>3</w:t>
             </w:r>
           </w:hyperlink>
+          <w:r>
+            <w:rPr>
+              <w:rStyle w:val="af"/>
+              <w:color w:val="000000" w:themeColor="text1"/>
+              <w:u w:val="none"/>
+              <w:lang w:val="en-US"/>
+            </w:rPr>
+            <w:t>2</w:t>
+          </w:r>
         </w:p>
         <w:p>
           <w:pPr>
@@ -1938,6 +1926,7 @@
               <w:rStyle w:val="af"/>
               <w:color w:val="000000" w:themeColor="text1"/>
               <w:u w:val="none"/>
+              <w:lang w:val="en-US"/>
             </w:rPr>
           </w:pPr>
           <w:hyperlink w:anchor="_2.1.2_EditText_в" w:history="1">
@@ -1946,6 +1935,7 @@
                 <w:rStyle w:val="af"/>
                 <w:color w:val="000000" w:themeColor="text1"/>
                 <w:u w:val="none"/>
+                <w:lang w:val="en-US"/>
               </w:rPr>
               <w:t xml:space="preserve">2.1.2 </w:t>
             </w:r>
@@ -1965,19 +1955,21 @@
                 <w:rStyle w:val="af"/>
                 <w:color w:val="000000" w:themeColor="text1"/>
                 <w:u w:val="none"/>
-              </w:rPr>
-              <w:t xml:space="preserve"> в задаче</w:t>
-            </w:r>
-            <w:r>
-              <w:rPr>
-                <w:rStyle w:val="af"/>
-                <w:color w:val="000000" w:themeColor="text1"/>
-                <w:u w:val="none"/>
+                <w:lang w:val="en-US"/>
               </w:rPr>
               <w:tab/>
-              <w:t>32</w:t>
+              <w:t>3</w:t>
             </w:r>
           </w:hyperlink>
+          <w:r>
+            <w:rPr>
+              <w:rStyle w:val="af"/>
+              <w:color w:val="000000" w:themeColor="text1"/>
+              <w:u w:val="none"/>
+              <w:lang w:val="en-US"/>
+            </w:rPr>
+            <w:t>3</w:t>
+          </w:r>
         </w:p>
         <w:p>
           <w:pPr>
@@ -1989,6 +1981,7 @@
               <w:rStyle w:val="af"/>
               <w:color w:val="000000" w:themeColor="text1"/>
               <w:u w:val="none"/>
+              <w:lang w:val="en-US"/>
             </w:rPr>
           </w:pPr>
           <w:hyperlink w:anchor="_2.1.3_Button_в" w:history="1">
@@ -1997,6 +1990,7 @@
                 <w:rStyle w:val="af"/>
                 <w:color w:val="000000" w:themeColor="text1"/>
                 <w:u w:val="none"/>
+                <w:lang w:val="en-US"/>
               </w:rPr>
               <w:t xml:space="preserve">2.1.3 </w:t>
             </w:r>
@@ -2014,19 +2008,21 @@
                 <w:rStyle w:val="af"/>
                 <w:color w:val="000000" w:themeColor="text1"/>
                 <w:u w:val="none"/>
-              </w:rPr>
-              <w:t xml:space="preserve"> в задаче</w:t>
-            </w:r>
-            <w:r>
-              <w:rPr>
-                <w:rStyle w:val="af"/>
-                <w:color w:val="000000" w:themeColor="text1"/>
-                <w:u w:val="none"/>
+                <w:lang w:val="en-US"/>
               </w:rPr>
               <w:tab/>
-              <w:t>32</w:t>
+              <w:t>3</w:t>
             </w:r>
           </w:hyperlink>
+          <w:r>
+            <w:rPr>
+              <w:rStyle w:val="af"/>
+              <w:color w:val="000000" w:themeColor="text1"/>
+              <w:u w:val="none"/>
+              <w:lang w:val="en-US"/>
+            </w:rPr>
+            <w:t>4</w:t>
+          </w:r>
         </w:p>
         <w:p>
           <w:pPr>
@@ -2037,6 +2033,7 @@
             <w:ind w:firstLine="0"/>
             <w:rPr>
               <w:color w:val="000000" w:themeColor="text1"/>
+              <w:lang w:val="en-US"/>
             </w:rPr>
           </w:pPr>
           <w:hyperlink w:anchor="_2.1.4_ImageView_в" w:history="1">
@@ -2045,6 +2042,7 @@
                 <w:rStyle w:val="af"/>
                 <w:color w:val="000000" w:themeColor="text1"/>
                 <w:u w:val="none"/>
+                <w:lang w:val="en-US"/>
               </w:rPr>
               <w:t xml:space="preserve">2.1.4 </w:t>
             </w:r>
@@ -2064,14 +2062,7 @@
                 <w:rStyle w:val="af"/>
                 <w:color w:val="000000" w:themeColor="text1"/>
                 <w:u w:val="none"/>
-              </w:rPr>
-              <w:t xml:space="preserve"> в задаче</w:t>
-            </w:r>
-            <w:r>
-              <w:rPr>
-                <w:rStyle w:val="af"/>
-                <w:color w:val="000000" w:themeColor="text1"/>
-                <w:u w:val="none"/>
+                <w:lang w:val="en-US"/>
               </w:rPr>
               <w:tab/>
             </w:r>
@@ -2080,10 +2071,20 @@
                 <w:rStyle w:val="af"/>
                 <w:color w:val="000000" w:themeColor="text1"/>
                 <w:u w:val="none"/>
+                <w:lang w:val="en-US"/>
               </w:rPr>
-              <w:t>33</w:t>
+              <w:t>3</w:t>
             </w:r>
           </w:hyperlink>
+          <w:r>
+            <w:rPr>
+              <w:rStyle w:val="af"/>
+              <w:color w:val="000000" w:themeColor="text1"/>
+              <w:u w:val="none"/>
+              <w:lang w:val="en-US"/>
+            </w:rPr>
+            <w:t>4</w:t>
+          </w:r>
         </w:p>
         <w:p>
           <w:pPr>
@@ -2093,6 +2094,7 @@
             <w:ind w:firstLine="0"/>
             <w:rPr>
               <w:color w:val="000000" w:themeColor="text1"/>
+              <w:lang w:val="en-US"/>
             </w:rPr>
           </w:pPr>
           <w:hyperlink w:anchor="_Заключение" w:history="1">
@@ -2109,6 +2111,7 @@
                 <w:rStyle w:val="af"/>
                 <w:color w:val="000000" w:themeColor="text1"/>
                 <w:u w:val="none"/>
+                <w:lang w:val="en-US"/>
               </w:rPr>
               <w:tab/>
             </w:r>
@@ -2117,18 +2120,20 @@
                 <w:rStyle w:val="af"/>
                 <w:color w:val="000000" w:themeColor="text1"/>
                 <w:u w:val="none"/>
+                <w:lang w:val="en-US"/>
               </w:rPr>
               <w:t>3</w:t>
             </w:r>
-            <w:r>
-              <w:rPr>
-                <w:rStyle w:val="af"/>
-                <w:color w:val="000000" w:themeColor="text1"/>
-                <w:u w:val="none"/>
-              </w:rPr>
-              <w:t>4</w:t>
-            </w:r>
           </w:hyperlink>
+          <w:r>
+            <w:rPr>
+              <w:rStyle w:val="af"/>
+              <w:color w:val="000000" w:themeColor="text1"/>
+              <w:u w:val="none"/>
+              <w:lang w:val="en-US"/>
+            </w:rPr>
+            <w:t>7</w:t>
+          </w:r>
         </w:p>
       </w:sdtContent>
     </w:sdt>
@@ -2137,8 +2142,14 @@
         <w:spacing w:after="160" w:line="259" w:lineRule="auto"/>
         <w:ind w:firstLine="0"/>
         <w:jc w:val="left"/>
-      </w:pPr>
-      <w:r>
+        <w:rPr>
+          <w:lang w:val="en-US"/>
+        </w:rPr>
+      </w:pPr>
+      <w:r>
+        <w:rPr>
+          <w:lang w:val="en-US"/>
+        </w:rPr>
         <w:br w:type="page"/>
       </w:r>
     </w:p>
@@ -2146,9 +2157,9 @@
       <w:pPr>
         <w:pStyle w:val="1"/>
       </w:pPr>
-      <w:bookmarkStart w:id="3" w:name="теор3"/>
-      <w:bookmarkStart w:id="4" w:name="_1_тЕОРИТИЧЕСКАЯ_ЧАСТЬ"/>
-      <w:bookmarkEnd w:id="4"/>
+      <w:bookmarkStart w:id="3" w:name="_1_тЕОРИТИЧЕСКАЯ_ЧАСТЬ"/>
+      <w:bookmarkStart w:id="4" w:name="теор3"/>
+      <w:bookmarkEnd w:id="3"/>
       <w:r>
         <w:lastRenderedPageBreak/>
         <w:t>1 тЕОРИТИЧЕСКАЯ ЧАСТЬ</w:t>
@@ -2158,17 +2169,14 @@
       <w:pPr>
         <w:pStyle w:val="2"/>
       </w:pPr>
-      <w:bookmarkStart w:id="5" w:name="установкаAS"/>
-      <w:bookmarkStart w:id="6" w:name="_1.1_Установка_Andriod"/>
-      <w:bookmarkEnd w:id="3"/>
-      <w:bookmarkEnd w:id="6"/>
+      <w:bookmarkStart w:id="5" w:name="_1.1_Установка_Andriod"/>
+      <w:bookmarkStart w:id="6" w:name="установкаAS"/>
+      <w:bookmarkEnd w:id="4"/>
+      <w:bookmarkEnd w:id="5"/>
       <w:r>
         <w:t>1</w:t>
       </w:r>
       <w:r>
-        <w:rPr>
-          <w:lang w:val="en-US"/>
-        </w:rPr>
         <w:t>.1</w:t>
       </w:r>
       <w:r>
@@ -2207,7 +2215,7 @@
         <w:t>tudio</w:t>
       </w:r>
     </w:p>
-    <w:bookmarkEnd w:id="5"/>
+    <w:bookmarkEnd w:id="6"/>
     <w:p>
       <w:r>
         <w:t xml:space="preserve">Множество сред разработки поддерживают создание приложений для </w:t>
@@ -2754,9 +2762,6 @@
       <w:bookmarkStart w:id="7" w:name="_1.2_Создание_проекта"/>
       <w:bookmarkEnd w:id="7"/>
       <w:r>
-        <w:rPr>
-          <w:lang w:val="en-US"/>
-        </w:rPr>
         <w:t>1.</w:t>
       </w:r>
       <w:r>
@@ -2836,6 +2841,10 @@
         <w:pStyle w:val="8"/>
       </w:pPr>
       <w:r>
+        <w:rPr>
+          <w:noProof/>
+          <w:lang w:eastAsia="ru-RU"/>
+        </w:rPr>
         <w:drawing>
           <wp:inline distT="0" distB="0" distL="0" distR="0" wp14:anchorId="280D4D55" wp14:editId="215C6F0D">
             <wp:extent cx="6120130" cy="2100963"/>
@@ -3687,7 +3696,13 @@
     </w:p>
     <w:p>
       <w:r>
-        <w:t>Опишем, что означает каждый из пунктов Рисунка 5:</w:t>
+        <w:t>Опишем, что озна</w:t>
+      </w:r>
+      <w:r>
+        <w:t>чает каждый из пунктов Рисунка 7</w:t>
+      </w:r>
+      <w:r>
+        <w:t>:</w:t>
       </w:r>
     </w:p>
     <w:p>
@@ -3943,9 +3958,9 @@
       <w:pPr>
         <w:pStyle w:val="2"/>
       </w:pPr>
-      <w:bookmarkStart w:id="9" w:name="структура13"/>
-      <w:bookmarkStart w:id="10" w:name="_1.3_Структура_проекта"/>
-      <w:bookmarkEnd w:id="10"/>
+      <w:bookmarkStart w:id="9" w:name="_1.3_Структура_проекта"/>
+      <w:bookmarkStart w:id="10" w:name="структура13"/>
+      <w:bookmarkEnd w:id="9"/>
       <w:r>
         <w:t>1.</w:t>
       </w:r>
@@ -3956,10 +3971,16 @@
         <w:t>труктура проекта</w:t>
       </w:r>
     </w:p>
-    <w:bookmarkEnd w:id="9"/>
-    <w:p>
-      <w:r>
-        <w:t>Теперь рассмотрим структуру проекта (Рисунок 6).</w:t>
+    <w:bookmarkEnd w:id="10"/>
+    <w:p>
+      <w:r>
+        <w:t>Теперь рассмот</w:t>
+      </w:r>
+      <w:r>
+        <w:t>рим структуру проекта (Рисунок 8</w:t>
+      </w:r>
+      <w:r>
+        <w:t>).</w:t>
       </w:r>
     </w:p>
     <w:p>
@@ -4317,9 +4338,9 @@
       <w:pPr>
         <w:pStyle w:val="2"/>
       </w:pPr>
-      <w:bookmarkStart w:id="11" w:name="запауск14"/>
-      <w:bookmarkStart w:id="12" w:name="_1.4_Запуск_проекта"/>
-      <w:bookmarkEnd w:id="12"/>
+      <w:bookmarkStart w:id="11" w:name="_1.4_Запуск_проекта"/>
+      <w:bookmarkStart w:id="12" w:name="запауск14"/>
+      <w:bookmarkEnd w:id="11"/>
       <w:r>
         <w:t>1.</w:t>
       </w:r>
@@ -4341,7 +4362,7 @@
         <w:t>апуск проекта</w:t>
       </w:r>
     </w:p>
-    <w:bookmarkEnd w:id="11"/>
+    <w:bookmarkEnd w:id="12"/>
     <w:p>
       <w:r>
         <w:t>Созданный проект можно запустить как на реальном, так и на виртуальном устройстве. Рассмотрим оба варианта</w:t>
@@ -4774,7 +4795,7 @@
             <v:path o:extrusionok="f" gradientshapeok="t" o:connecttype="rect"/>
             <o:lock v:ext="edit" aspectratio="t"/>
           </v:shapetype>
-          <v:shape id="_x0000_i1025" type="#_x0000_t75" style="width:141pt;height:313.5pt">
+          <v:shape id="_x0000_i1025" type="#_x0000_t75" style="width:141.2pt;height:313.25pt">
             <v:imagedata r:id="rId21" o:title="photo_5308015966933871642_y"/>
           </v:shape>
         </w:pict>
@@ -5577,7 +5598,7 @@
           <w:lang w:eastAsia="ru-RU"/>
         </w:rPr>
         <w:pict>
-          <v:shape id="_x0000_i1034" type="#_x0000_t75" style="width:482.25pt;height:310.5pt">
+          <v:shape id="_x0000_i1026" type="#_x0000_t75" style="width:482.5pt;height:310.45pt">
             <v:imagedata r:id="rId27" o:title="Отладка"/>
           </v:shape>
         </w:pict>
@@ -5595,9 +5616,9 @@
       <w:pPr>
         <w:pStyle w:val="2"/>
       </w:pPr>
-      <w:bookmarkStart w:id="13" w:name="создание15"/>
-      <w:bookmarkStart w:id="14" w:name="_1.5_создание_графического"/>
-      <w:bookmarkEnd w:id="14"/>
+      <w:bookmarkStart w:id="13" w:name="_1.5_создание_графического"/>
+      <w:bookmarkStart w:id="14" w:name="создание15"/>
+      <w:bookmarkEnd w:id="13"/>
       <w:r>
         <w:lastRenderedPageBreak/>
         <w:t>1.</w:t>
@@ -5606,7 +5627,7 @@
         <w:t>5 создание графического интерфейса</w:t>
       </w:r>
     </w:p>
-    <w:bookmarkEnd w:id="13"/>
+    <w:bookmarkEnd w:id="14"/>
     <w:p>
       <w:r>
         <w:t xml:space="preserve">Выполнение приложения </w:t>
@@ -5625,7 +5646,10 @@
       </w:r>
       <w:proofErr w:type="spellEnd"/>
       <w:r>
-        <w:t xml:space="preserve">, который по умолчанию открыт в </w:t>
+        <w:t>, который по умолчанию отк</w:t>
+      </w:r>
+      <w:r>
+        <w:t xml:space="preserve">рыт в </w:t>
       </w:r>
       <w:proofErr w:type="spellStart"/>
       <w:r>
@@ -5641,7 +5665,10 @@
       </w:r>
       <w:proofErr w:type="spellEnd"/>
       <w:r>
-        <w:t xml:space="preserve"> (Рисунок 17).</w:t>
+        <w:t xml:space="preserve"> (Рисунок 19</w:t>
+      </w:r>
+      <w:r>
+        <w:t>).</w:t>
       </w:r>
     </w:p>
     <w:p>
@@ -5895,6 +5922,10 @@
         <w:jc w:val="center"/>
       </w:pPr>
       <w:r>
+        <w:rPr>
+          <w:noProof/>
+          <w:lang w:eastAsia="ru-RU"/>
+        </w:rPr>
         <w:drawing>
           <wp:inline distT="0" distB="0" distL="0" distR="0" wp14:anchorId="76AF6D05" wp14:editId="42F65559">
             <wp:extent cx="6120130" cy="3907790"/>
@@ -6150,9 +6181,9 @@
       <w:pPr>
         <w:pStyle w:val="2"/>
       </w:pPr>
-      <w:bookmarkStart w:id="15" w:name="вёрстка16"/>
-      <w:bookmarkStart w:id="16" w:name="_1.6_Вёрстка_в"/>
-      <w:bookmarkEnd w:id="16"/>
+      <w:bookmarkStart w:id="15" w:name="_1.6_Вёрстка_в"/>
+      <w:bookmarkStart w:id="16" w:name="вёрстка16"/>
+      <w:bookmarkEnd w:id="15"/>
       <w:r>
         <w:t>1.</w:t>
       </w:r>
@@ -6181,7 +6212,7 @@
         <w:t>xml</w:t>
       </w:r>
     </w:p>
-    <w:bookmarkEnd w:id="15"/>
+    <w:bookmarkEnd w:id="16"/>
     <w:p>
       <w:r>
         <w:t xml:space="preserve">Как правило, для определения ресурсов, а в том числе и визуального интерфейса, в проектах под </w:t>
@@ -6828,9 +6859,9 @@
       <w:pPr>
         <w:pStyle w:val="2"/>
       </w:pPr>
-      <w:bookmarkStart w:id="17" w:name="ресурсы17"/>
-      <w:bookmarkStart w:id="18" w:name="_1.7_Ресурсы_в"/>
-      <w:bookmarkEnd w:id="18"/>
+      <w:bookmarkStart w:id="17" w:name="_1.7_Ресурсы_в"/>
+      <w:bookmarkStart w:id="18" w:name="ресурсы17"/>
+      <w:bookmarkEnd w:id="17"/>
       <w:r>
         <w:t>1.</w:t>
       </w:r>
@@ -6850,7 +6881,7 @@
         <w:t>android</w:t>
       </w:r>
     </w:p>
-    <w:bookmarkEnd w:id="17"/>
+    <w:bookmarkEnd w:id="18"/>
     <w:p>
       <w:r>
         <w:t xml:space="preserve">Создавая приложение для </w:t>
@@ -7606,6 +7637,10 @@
         <w:jc w:val="center"/>
       </w:pPr>
       <w:r>
+        <w:rPr>
+          <w:noProof/>
+          <w:lang w:eastAsia="ru-RU"/>
+        </w:rPr>
         <w:lastRenderedPageBreak/>
         <w:drawing>
           <wp:inline distT="0" distB="0" distL="0" distR="0" wp14:anchorId="304C9B77" wp14:editId="05F4FC46">
@@ -7662,9 +7697,9 @@
       <w:pPr>
         <w:pStyle w:val="2"/>
       </w:pPr>
-      <w:bookmarkStart w:id="19" w:name="создание18"/>
-      <w:bookmarkStart w:id="20" w:name="_1.8_Cоздание_интерфейса"/>
-      <w:bookmarkEnd w:id="20"/>
+      <w:bookmarkStart w:id="19" w:name="_1.8_Cоздание_интерфейса"/>
+      <w:bookmarkStart w:id="20" w:name="создание18"/>
+      <w:bookmarkEnd w:id="19"/>
       <w:r>
         <w:t>1.</w:t>
       </w:r>
@@ -7686,7 +7721,7 @@
         <w:t xml:space="preserve"> интерфейса пользователя при помощи ресурсов</w:t>
       </w:r>
     </w:p>
-    <w:bookmarkEnd w:id="19"/>
+    <w:bookmarkEnd w:id="20"/>
     <w:p>
       <w:r>
         <w:t>Графический интерфейс создается с помощью представлений (</w:t>
@@ -7909,9 +7944,9 @@
       <w:pPr>
         <w:pStyle w:val="2"/>
       </w:pPr>
-      <w:bookmarkStart w:id="21" w:name="компоненты19"/>
-      <w:bookmarkStart w:id="22" w:name="_1.9_компоненты_разметки"/>
-      <w:bookmarkEnd w:id="22"/>
+      <w:bookmarkStart w:id="21" w:name="_1.9_компоненты_разметки"/>
+      <w:bookmarkStart w:id="22" w:name="компоненты19"/>
+      <w:bookmarkEnd w:id="21"/>
       <w:r>
         <w:rPr>
           <w:lang w:val="en-US"/>
@@ -7922,7 +7957,7 @@
         <w:t>9 компоненты разметки</w:t>
       </w:r>
     </w:p>
-    <w:bookmarkEnd w:id="21"/>
+    <w:bookmarkEnd w:id="22"/>
     <w:p>
       <w:r>
         <w:t>Компоненты разметки имеют конкретный внешний вид и</w:t>
@@ -7956,6 +7991,10 @@
         <w:pStyle w:val="8"/>
       </w:pPr>
       <w:r>
+        <w:rPr>
+          <w:noProof/>
+          <w:lang w:eastAsia="ru-RU"/>
+        </w:rPr>
         <w:drawing>
           <wp:inline distT="0" distB="0" distL="0" distR="0" wp14:anchorId="4C22BD16" wp14:editId="6BBCC889">
             <wp:extent cx="4795284" cy="2640285"/>
@@ -8020,9 +8059,9 @@
       <w:pPr>
         <w:pStyle w:val="7"/>
       </w:pPr>
-      <w:bookmarkStart w:id="23" w:name="textView191"/>
-      <w:bookmarkStart w:id="24" w:name="_1.9.1_TextView"/>
-      <w:bookmarkEnd w:id="24"/>
+      <w:bookmarkStart w:id="23" w:name="_1.9.1_TextView"/>
+      <w:bookmarkStart w:id="24" w:name="textView191"/>
+      <w:bookmarkEnd w:id="23"/>
       <w:r>
         <w:lastRenderedPageBreak/>
         <w:t xml:space="preserve">1.9.1 </w:t>
@@ -8036,7 +8075,7 @@
       </w:r>
       <w:proofErr w:type="spellEnd"/>
     </w:p>
-    <w:bookmarkEnd w:id="23"/>
+    <w:bookmarkEnd w:id="24"/>
     <w:p>
       <w:pPr>
         <w:rPr>
@@ -8085,7 +8124,7 @@
           <w:lang w:val="en-US"/>
         </w:rPr>
         <w:pict>
-          <v:shape id="_x0000_i1026" type="#_x0000_t75" style="width:433.5pt;height:93pt">
+          <v:shape id="_x0000_i1027" type="#_x0000_t75" style="width:433.85pt;height:92.55pt">
             <v:imagedata r:id="rId37" o:title="TextView"/>
           </v:shape>
         </w:pict>
@@ -8094,9 +8133,6 @@
     <w:p>
       <w:pPr>
         <w:pStyle w:val="4"/>
-        <w:rPr>
-          <w:lang w:val="en-US"/>
-        </w:rPr>
       </w:pPr>
       <w:r>
         <w:t xml:space="preserve">Графическое и кодовое изображения элемента </w:t>
@@ -8352,9 +8388,9 @@
           <w:lang w:val="en-US"/>
         </w:rPr>
       </w:pPr>
-      <w:bookmarkStart w:id="25" w:name="editText192"/>
-      <w:bookmarkStart w:id="26" w:name="_1.9.2_EditText"/>
-      <w:bookmarkEnd w:id="26"/>
+      <w:bookmarkStart w:id="25" w:name="_1.9.2_EditText"/>
+      <w:bookmarkStart w:id="26" w:name="editText192"/>
+      <w:bookmarkEnd w:id="25"/>
       <w:r>
         <w:rPr>
           <w:lang w:val="en-US"/>
@@ -8376,7 +8412,7 @@
       </w:r>
       <w:proofErr w:type="spellEnd"/>
     </w:p>
-    <w:bookmarkEnd w:id="25"/>
+    <w:bookmarkEnd w:id="26"/>
     <w:p>
       <w:proofErr w:type="spellStart"/>
       <w:r>
@@ -8429,7 +8465,7 @@
       </w:pPr>
       <w:r>
         <w:pict>
-          <v:shape id="_x0000_i1027" type="#_x0000_t75" style="width:395.25pt;height:103.5pt">
+          <v:shape id="_x0000_i1028" type="#_x0000_t75" style="width:395.55pt;height:103.8pt">
             <v:imagedata r:id="rId38" o:title="EditText"/>
           </v:shape>
         </w:pict>
@@ -8438,9 +8474,6 @@
     <w:p>
       <w:pPr>
         <w:pStyle w:val="4"/>
-        <w:rPr>
-          <w:lang w:val="en-US"/>
-        </w:rPr>
       </w:pPr>
       <w:r>
         <w:t xml:space="preserve">Графическое и кодовое изображения элемента </w:t>
@@ -8690,9 +8723,9 @@
       <w:pPr>
         <w:pStyle w:val="2"/>
       </w:pPr>
-      <w:bookmarkStart w:id="27" w:name="button193"/>
-      <w:bookmarkStart w:id="28" w:name="_1.9.3_Button"/>
-      <w:bookmarkEnd w:id="28"/>
+      <w:bookmarkStart w:id="27" w:name="_1.9.3_Button"/>
+      <w:bookmarkStart w:id="28" w:name="button193"/>
+      <w:bookmarkEnd w:id="27"/>
       <w:r>
         <w:t>1.9.3</w:t>
       </w:r>
@@ -8706,7 +8739,7 @@
         <w:t>Button</w:t>
       </w:r>
     </w:p>
-    <w:bookmarkEnd w:id="27"/>
+    <w:bookmarkEnd w:id="28"/>
     <w:p>
       <w:proofErr w:type="spellStart"/>
       <w:r>
@@ -8741,7 +8774,7 @@
       </w:pPr>
       <w:r>
         <w:pict>
-          <v:shape id="_x0000_i1028" type="#_x0000_t75" style="width:482.25pt;height:87.75pt">
+          <v:shape id="_x0000_i1029" type="#_x0000_t75" style="width:482.5pt;height:87.9pt">
             <v:imagedata r:id="rId39" o:title="Button"/>
           </v:shape>
         </w:pict>
@@ -8750,9 +8783,6 @@
     <w:p>
       <w:pPr>
         <w:pStyle w:val="4"/>
-        <w:rPr>
-          <w:lang w:val="en-US"/>
-        </w:rPr>
       </w:pPr>
       <w:r>
         <w:t xml:space="preserve">Графическое и кодовое изображения элемента </w:t>
@@ -8973,9 +9003,9 @@
       <w:pPr>
         <w:pStyle w:val="2"/>
       </w:pPr>
-      <w:bookmarkStart w:id="29" w:name="imageView194"/>
-      <w:bookmarkStart w:id="30" w:name="_1.9.4_ImageView"/>
-      <w:bookmarkEnd w:id="30"/>
+      <w:bookmarkStart w:id="29" w:name="_1.9.4_ImageView"/>
+      <w:bookmarkStart w:id="30" w:name="imageView194"/>
+      <w:bookmarkEnd w:id="29"/>
       <w:r>
         <w:t>1.9.4</w:t>
       </w:r>
@@ -8988,7 +9018,7 @@
       </w:r>
       <w:proofErr w:type="spellEnd"/>
     </w:p>
-    <w:bookmarkEnd w:id="29"/>
+    <w:bookmarkEnd w:id="30"/>
     <w:p>
       <w:proofErr w:type="spellStart"/>
       <w:r>
@@ -9021,7 +9051,7 @@
       <w:r>
         <w:lastRenderedPageBreak/>
         <w:pict>
-          <v:shape id="_x0000_i1029" type="#_x0000_t75" style="width:481.5pt;height:150.75pt">
+          <v:shape id="_x0000_i1030" type="#_x0000_t75" style="width:481.55pt;height:150.55pt">
             <v:imagedata r:id="rId40" o:title="ImageView"/>
           </v:shape>
         </w:pict>
@@ -9030,9 +9060,6 @@
     <w:p>
       <w:pPr>
         <w:pStyle w:val="4"/>
-        <w:rPr>
-          <w:lang w:val="en-US"/>
-        </w:rPr>
       </w:pPr>
       <w:r>
         <w:t xml:space="preserve">Графическое и кодовое изображения элемента </w:t>
@@ -9412,9 +9439,9 @@
       <w:pPr>
         <w:pStyle w:val="1"/>
       </w:pPr>
-      <w:bookmarkStart w:id="31" w:name="практическая2"/>
-      <w:bookmarkStart w:id="32" w:name="_2_практическая_часть"/>
-      <w:bookmarkEnd w:id="32"/>
+      <w:bookmarkStart w:id="31" w:name="_2_практическая_часть"/>
+      <w:bookmarkStart w:id="32" w:name="практическая2"/>
+      <w:bookmarkEnd w:id="31"/>
       <w:r>
         <w:lastRenderedPageBreak/>
         <w:t xml:space="preserve">2 </w:t>
@@ -9427,18 +9454,215 @@
       <w:pPr>
         <w:pStyle w:val="2"/>
       </w:pPr>
-      <w:bookmarkStart w:id="33" w:name="решение21"/>
-      <w:bookmarkStart w:id="34" w:name="_2.1_Решение_задачи"/>
-      <w:bookmarkEnd w:id="31"/>
-      <w:bookmarkEnd w:id="34"/>
-      <w:r>
-        <w:t>2.1 Р</w:t>
-      </w:r>
-      <w:r>
-        <w:t>ешение задачи</w:t>
-      </w:r>
-    </w:p>
-    <w:bookmarkEnd w:id="33"/>
+      <w:bookmarkStart w:id="33" w:name="_2.1_Решение_задачи"/>
+      <w:bookmarkStart w:id="34" w:name="решение21"/>
+      <w:bookmarkEnd w:id="32"/>
+      <w:bookmarkEnd w:id="33"/>
+      <w:r>
+        <w:t xml:space="preserve">2.1 </w:t>
+      </w:r>
+      <w:r>
+        <w:t>Создание проекта</w:t>
+      </w:r>
+    </w:p>
+    <w:p>
+      <w:r>
+        <w:t>На Рисунке 32 представлено создание проекта согласно заданию.</w:t>
+      </w:r>
+    </w:p>
+    <w:p>
+      <w:pPr>
+        <w:ind w:firstLine="0"/>
+        <w:jc w:val="center"/>
+      </w:pPr>
+      <w:r>
+        <w:rPr>
+          <w:noProof/>
+          <w:lang w:eastAsia="ru-RU"/>
+        </w:rPr>
+        <w:drawing>
+          <wp:inline distT="0" distB="0" distL="0" distR="0" wp14:anchorId="31E3A495" wp14:editId="052DBAB4">
+            <wp:extent cx="6120130" cy="2100580"/>
+            <wp:effectExtent l="0" t="0" r="0" b="0"/>
+            <wp:docPr id="7" name="Рисунок 7" descr="C:\Users\Den\Desktop\smth.png"/>
+            <wp:cNvGraphicFramePr>
+              <a:graphicFrameLocks xmlns:a="http://schemas.openxmlformats.org/drawingml/2006/main" noChangeAspect="1"/>
+            </wp:cNvGraphicFramePr>
+            <a:graphic xmlns:a="http://schemas.openxmlformats.org/drawingml/2006/main">
+              <a:graphicData uri="http://schemas.openxmlformats.org/drawingml/2006/picture">
+                <pic:pic xmlns:pic="http://schemas.openxmlformats.org/drawingml/2006/picture">
+                  <pic:nvPicPr>
+                    <pic:cNvPr id="0" name="Picture 1" descr="C:\Users\Den\Desktop\smth.png"/>
+                    <pic:cNvPicPr>
+                      <a:picLocks noChangeAspect="1" noChangeArrowheads="1"/>
+                    </pic:cNvPicPr>
+                  </pic:nvPicPr>
+                  <pic:blipFill>
+                    <a:blip r:embed="rId13">
+                      <a:extLst>
+                        <a:ext uri="{28A0092B-C50C-407E-A947-70E740481C1C}">
+                          <a14:useLocalDpi xmlns:a14="http://schemas.microsoft.com/office/drawing/2010/main" val="0"/>
+                        </a:ext>
+                      </a:extLst>
+                    </a:blip>
+                    <a:srcRect/>
+                    <a:stretch>
+                      <a:fillRect/>
+                    </a:stretch>
+                  </pic:blipFill>
+                  <pic:spPr bwMode="auto">
+                    <a:xfrm>
+                      <a:off x="0" y="0"/>
+                      <a:ext cx="6120130" cy="2100580"/>
+                    </a:xfrm>
+                    <a:prstGeom prst="rect">
+                      <a:avLst/>
+                    </a:prstGeom>
+                    <a:noFill/>
+                    <a:ln>
+                      <a:noFill/>
+                    </a:ln>
+                  </pic:spPr>
+                </pic:pic>
+              </a:graphicData>
+            </a:graphic>
+          </wp:inline>
+        </w:drawing>
+      </w:r>
+    </w:p>
+    <w:p>
+      <w:pPr>
+        <w:pStyle w:val="4"/>
+      </w:pPr>
+      <w:r>
+        <w:t>Создание нового проекта</w:t>
+      </w:r>
+    </w:p>
+    <w:p>
+      <w:r>
+        <w:t>Н</w:t>
+      </w:r>
+      <w:r>
+        <w:t>а Р</w:t>
+      </w:r>
+      <w:r>
+        <w:t>исунке 33 выбираем шаблон проекта согласно заданию.</w:t>
+      </w:r>
+    </w:p>
+    <w:p>
+      <w:r>
+        <w:rPr>
+          <w:noProof/>
+          <w:lang w:eastAsia="ru-RU"/>
+        </w:rPr>
+        <w:drawing>
+          <wp:inline distT="0" distB="0" distL="0" distR="0" wp14:anchorId="4660454F" wp14:editId="764FD132">
+            <wp:extent cx="5114260" cy="3662973"/>
+            <wp:effectExtent l="0" t="0" r="0" b="0"/>
+            <wp:docPr id="8" name="Рисунок 8"/>
+            <wp:cNvGraphicFramePr>
+              <a:graphicFrameLocks xmlns:a="http://schemas.openxmlformats.org/drawingml/2006/main" noChangeAspect="1"/>
+            </wp:cNvGraphicFramePr>
+            <a:graphic xmlns:a="http://schemas.openxmlformats.org/drawingml/2006/main">
+              <a:graphicData uri="http://schemas.openxmlformats.org/drawingml/2006/picture">
+                <pic:pic xmlns:pic="http://schemas.openxmlformats.org/drawingml/2006/picture">
+                  <pic:nvPicPr>
+                    <pic:cNvPr id="1" name=""/>
+                    <pic:cNvPicPr/>
+                  </pic:nvPicPr>
+                  <pic:blipFill>
+                    <a:blip r:embed="rId14"/>
+                    <a:stretch>
+                      <a:fillRect/>
+                    </a:stretch>
+                  </pic:blipFill>
+                  <pic:spPr>
+                    <a:xfrm>
+                      <a:off x="0" y="0"/>
+                      <a:ext cx="5137623" cy="3679706"/>
+                    </a:xfrm>
+                    <a:prstGeom prst="rect">
+                      <a:avLst/>
+                    </a:prstGeom>
+                  </pic:spPr>
+                </pic:pic>
+              </a:graphicData>
+            </a:graphic>
+          </wp:inline>
+        </w:drawing>
+      </w:r>
+    </w:p>
+    <w:p>
+      <w:pPr>
+        <w:pStyle w:val="4"/>
+      </w:pPr>
+      <w:r>
+        <w:t>Выбор шаблона проекта</w:t>
+      </w:r>
+    </w:p>
+    <w:p>
+      <w:r>
+        <w:t>И на Рисунке 34 отобразим именование итогового проекта согласно заданию.</w:t>
+      </w:r>
+    </w:p>
+    <w:p/>
+    <w:p>
+      <w:pPr>
+        <w:ind w:firstLine="0"/>
+        <w:jc w:val="center"/>
+      </w:pPr>
+      <w:r>
+        <w:rPr>
+          <w:noProof/>
+          <w:lang w:eastAsia="ru-RU"/>
+        </w:rPr>
+        <w:lastRenderedPageBreak/>
+        <w:drawing>
+          <wp:inline distT="0" distB="0" distL="0" distR="0" wp14:anchorId="28F5CD76" wp14:editId="78D7E348">
+            <wp:extent cx="4816549" cy="3462239"/>
+            <wp:effectExtent l="0" t="0" r="3175" b="5080"/>
+            <wp:docPr id="10" name="Рисунок 10"/>
+            <wp:cNvGraphicFramePr>
+              <a:graphicFrameLocks xmlns:a="http://schemas.openxmlformats.org/drawingml/2006/main" noChangeAspect="1"/>
+            </wp:cNvGraphicFramePr>
+            <a:graphic xmlns:a="http://schemas.openxmlformats.org/drawingml/2006/main">
+              <a:graphicData uri="http://schemas.openxmlformats.org/drawingml/2006/picture">
+                <pic:pic xmlns:pic="http://schemas.openxmlformats.org/drawingml/2006/picture">
+                  <pic:nvPicPr>
+                    <pic:cNvPr id="1" name=""/>
+                    <pic:cNvPicPr/>
+                  </pic:nvPicPr>
+                  <pic:blipFill>
+                    <a:blip r:embed="rId15"/>
+                    <a:stretch>
+                      <a:fillRect/>
+                    </a:stretch>
+                  </pic:blipFill>
+                  <pic:spPr>
+                    <a:xfrm>
+                      <a:off x="0" y="0"/>
+                      <a:ext cx="4878008" cy="3506417"/>
+                    </a:xfrm>
+                    <a:prstGeom prst="rect">
+                      <a:avLst/>
+                    </a:prstGeom>
+                  </pic:spPr>
+                </pic:pic>
+              </a:graphicData>
+            </a:graphic>
+          </wp:inline>
+        </w:drawing>
+      </w:r>
+    </w:p>
+    <w:p>
+      <w:pPr>
+        <w:pStyle w:val="4"/>
+      </w:pPr>
+      <w:r>
+        <w:t>Заполнение настроек проекта</w:t>
+      </w:r>
+    </w:p>
+    <w:bookmarkEnd w:id="34"/>
     <w:p>
       <w:r>
         <w:t>Поставив перед собой задачу, перейдём к её решению. Для этого расположим различные базовые компоненты</w:t>
@@ -9532,7 +9756,10 @@
         <w:t xml:space="preserve"> </w:t>
       </w:r>
       <w:r>
-        <w:t>32-33</w:t>
+        <w:t>35</w:t>
+      </w:r>
+      <w:r>
+        <w:t>-36</w:t>
       </w:r>
       <w:r>
         <w:t>).</w:t>
@@ -9543,6 +9770,10 @@
         <w:pStyle w:val="8"/>
       </w:pPr>
       <w:r>
+        <w:rPr>
+          <w:noProof/>
+          <w:lang w:eastAsia="ru-RU"/>
+        </w:rPr>
         <w:drawing>
           <wp:inline distT="0" distB="0" distL="0" distR="0" wp14:anchorId="44661DEA" wp14:editId="1C967473">
             <wp:extent cx="4905966" cy="3232298"/>
@@ -9596,6 +9827,11 @@
         <w:pStyle w:val="8"/>
       </w:pPr>
       <w:r>
+        <w:rPr>
+          <w:noProof/>
+          <w:lang w:eastAsia="ru-RU"/>
+        </w:rPr>
+        <w:lastRenderedPageBreak/>
         <w:drawing>
           <wp:inline distT="0" distB="0" distL="0" distR="0" wp14:anchorId="52FE1C78" wp14:editId="79970660">
             <wp:extent cx="5667153" cy="2985869"/>
@@ -9644,350 +9880,347 @@
     <w:p/>
     <w:p>
       <w:r>
+        <w:t>Как видно из Рисунков</w:t>
+      </w:r>
+      <w:r>
+        <w:t xml:space="preserve"> 32</w:t>
+      </w:r>
+      <w:r>
+        <w:t xml:space="preserve"> и </w:t>
+      </w:r>
+      <w:r>
+        <w:t>33</w:t>
+      </w:r>
+      <w:r>
+        <w:t xml:space="preserve"> мы взяли </w:t>
+      </w:r>
+      <w:r>
+        <w:t xml:space="preserve">из редактора 4 элемента разметки и расположили их в </w:t>
+      </w:r>
+      <w:proofErr w:type="spellStart"/>
+      <w:r>
+        <w:rPr>
+          <w:lang w:val="en-US"/>
+        </w:rPr>
+        <w:t>LinearLayout</w:t>
+      </w:r>
+      <w:proofErr w:type="spellEnd"/>
+      <w:r>
+        <w:t xml:space="preserve"> на нашем </w:t>
+      </w:r>
+      <w:r>
+        <w:t xml:space="preserve">виртуальном </w:t>
+      </w:r>
+      <w:r>
+        <w:t>устройстве</w:t>
+      </w:r>
+      <w:r>
+        <w:t>.</w:t>
+      </w:r>
+    </w:p>
+    <w:p>
+      <w:pPr>
+        <w:pStyle w:val="7"/>
+      </w:pPr>
+      <w:bookmarkStart w:id="35" w:name="_2.1.1_TextView_в"/>
+      <w:bookmarkStart w:id="36" w:name="textView211"/>
+      <w:bookmarkEnd w:id="35"/>
+      <w:r>
+        <w:t>2.1.1</w:t>
+      </w:r>
+      <w:r>
+        <w:t xml:space="preserve"> </w:t>
+      </w:r>
+      <w:proofErr w:type="spellStart"/>
+      <w:r>
+        <w:rPr>
+          <w:lang w:val="en-US"/>
+        </w:rPr>
+        <w:t>TextView</w:t>
+      </w:r>
+      <w:proofErr w:type="spellEnd"/>
+    </w:p>
+    <w:bookmarkEnd w:id="36"/>
+    <w:p>
+      <w:r>
+        <w:t xml:space="preserve">Первым элементом на рассмотрение является </w:t>
+      </w:r>
+      <w:proofErr w:type="spellStart"/>
+      <w:r>
+        <w:rPr>
+          <w:lang w:val="en-US"/>
+        </w:rPr>
+        <w:t>TextView</w:t>
+      </w:r>
+      <w:proofErr w:type="spellEnd"/>
+      <w:r>
+        <w:t>, который имеет схожие значения атрибутов, перечисленных выше.</w:t>
+      </w:r>
+    </w:p>
+    <w:p>
+      <w:r>
+        <w:t>Из Р</w:t>
+      </w:r>
+      <w:r>
+        <w:t>ис</w:t>
+      </w:r>
+      <w:r>
+        <w:t>унка 35</w:t>
+      </w:r>
+      <w:r>
+        <w:t xml:space="preserve"> видно, что</w:t>
+      </w:r>
+      <w:r>
+        <w:t xml:space="preserve"> </w:t>
+      </w:r>
+      <w:proofErr w:type="spellStart"/>
+      <w:r>
+        <w:rPr>
+          <w:lang w:val="en-US"/>
+        </w:rPr>
+        <w:t>TextView</w:t>
+      </w:r>
+      <w:proofErr w:type="spellEnd"/>
+      <w:r>
+        <w:t xml:space="preserve"> (</w:t>
+      </w:r>
+      <w:r>
+        <w:t>Рисунок 37</w:t>
+      </w:r>
+      <w:r>
+        <w:t>)</w:t>
+      </w:r>
+      <w:r>
+        <w:t xml:space="preserve"> </w:t>
+      </w:r>
+      <w:r>
+        <w:t>имеет следующие атрибуты:</w:t>
+      </w:r>
+    </w:p>
+    <w:p>
+      <w:pPr>
+        <w:pStyle w:val="a0"/>
+      </w:pPr>
+      <w:proofErr w:type="spellStart"/>
+      <w:proofErr w:type="gramStart"/>
+      <w:r>
+        <w:t>layout</w:t>
+      </w:r>
+      <w:proofErr w:type="gramEnd"/>
+      <w:r>
+        <w:t>_width</w:t>
+      </w:r>
+      <w:proofErr w:type="spellEnd"/>
+      <w:r>
+        <w:t>="</w:t>
+      </w:r>
+      <w:proofErr w:type="spellStart"/>
+      <w:r>
+        <w:t>wrap_content</w:t>
+      </w:r>
+      <w:proofErr w:type="spellEnd"/>
+      <w:r>
+        <w:t>"</w:t>
+      </w:r>
+      <w:r>
+        <w:t xml:space="preserve"> – </w:t>
+      </w:r>
+      <w:r>
+        <w:t xml:space="preserve">задаёт ширину элемента. В данном случае ширина будет соответствовать длине текста, который мы указали в атрибуте </w:t>
+      </w:r>
+      <w:proofErr w:type="spellStart"/>
+      <w:proofErr w:type="gramStart"/>
+      <w:r>
+        <w:t>android:text</w:t>
+      </w:r>
+      <w:proofErr w:type="spellEnd"/>
+      <w:proofErr w:type="gramEnd"/>
+      <w:r>
+        <w:t>;</w:t>
+      </w:r>
+    </w:p>
+    <w:p>
+      <w:pPr>
+        <w:pStyle w:val="a0"/>
+      </w:pPr>
+      <w:proofErr w:type="spellStart"/>
+      <w:proofErr w:type="gramStart"/>
+      <w:r>
+        <w:rPr>
+          <w:lang w:val="en-US"/>
+        </w:rPr>
+        <w:t>android:</w:t>
+      </w:r>
+      <w:proofErr w:type="gramEnd"/>
+      <w:r>
+        <w:rPr>
+          <w:lang w:val="en-US"/>
+        </w:rPr>
+        <w:t>layout_height</w:t>
+      </w:r>
+      <w:proofErr w:type="spellEnd"/>
+      <w:r>
+        <w:rPr>
+          <w:lang w:val="en-US"/>
+        </w:rPr>
+        <w:t>="</w:t>
+      </w:r>
+      <w:proofErr w:type="spellStart"/>
+      <w:r>
+        <w:rPr>
+          <w:lang w:val="en-US"/>
+        </w:rPr>
+        <w:t>wrap_content</w:t>
+      </w:r>
+      <w:proofErr w:type="spellEnd"/>
+      <w:r>
+        <w:rPr>
+          <w:lang w:val="en-US"/>
+        </w:rPr>
+        <w:t xml:space="preserve">" – </w:t>
+      </w:r>
+      <w:r>
+        <w:t>задаёт</w:t>
+      </w:r>
+      <w:r>
+        <w:rPr>
+          <w:lang w:val="en-US"/>
+        </w:rPr>
+        <w:t xml:space="preserve"> </w:t>
+      </w:r>
+      <w:r>
+        <w:t>высоту</w:t>
+      </w:r>
+      <w:r>
+        <w:rPr>
+          <w:lang w:val="en-US"/>
+        </w:rPr>
+        <w:t xml:space="preserve"> </w:t>
+      </w:r>
+      <w:r>
+        <w:t>элемента</w:t>
+      </w:r>
+      <w:r>
+        <w:rPr>
+          <w:lang w:val="en-US"/>
+        </w:rPr>
+        <w:t xml:space="preserve">. </w:t>
+      </w:r>
+      <w:r>
+        <w:t xml:space="preserve">В данном случае высота будет равна высоте </w:t>
+      </w:r>
+      <w:proofErr w:type="spellStart"/>
+      <w:r>
+        <w:t>текстка</w:t>
+      </w:r>
+      <w:proofErr w:type="spellEnd"/>
+      <w:r>
+        <w:t>;</w:t>
+      </w:r>
+    </w:p>
+    <w:p>
+      <w:pPr>
+        <w:pStyle w:val="a0"/>
+      </w:pPr>
+      <w:proofErr w:type="spellStart"/>
+      <w:proofErr w:type="gramStart"/>
+      <w:r>
+        <w:t>android:text</w:t>
+      </w:r>
+      <w:proofErr w:type="spellEnd"/>
+      <w:proofErr w:type="gramEnd"/>
+      <w:r>
+        <w:t>="</w:t>
+      </w:r>
+      <w:r>
+        <w:t>@</w:t>
+      </w:r>
+      <w:r>
+        <w:rPr>
+          <w:lang w:val="en-US"/>
+        </w:rPr>
+        <w:t>string</w:t>
+      </w:r>
+      <w:r>
+        <w:t>/</w:t>
+      </w:r>
+      <w:r>
+        <w:rPr>
+          <w:lang w:val="en-US"/>
+        </w:rPr>
+        <w:t>app</w:t>
+      </w:r>
+      <w:r>
+        <w:t>_</w:t>
+      </w:r>
+      <w:r>
+        <w:rPr>
+          <w:lang w:val="en-US"/>
+        </w:rPr>
+        <w:t>name</w:t>
+      </w:r>
+      <w:r>
+        <w:t xml:space="preserve">!" - задает текст, который будет отображаться внутри </w:t>
+      </w:r>
+      <w:proofErr w:type="spellStart"/>
+      <w:r>
+        <w:rPr>
+          <w:lang w:val="en-US"/>
+        </w:rPr>
+        <w:t>TextView</w:t>
+      </w:r>
+      <w:proofErr w:type="spellEnd"/>
+      <w:r>
+        <w:t xml:space="preserve">. </w:t>
+      </w:r>
+      <w:r>
+        <w:t xml:space="preserve">В данном случае, </w:t>
+      </w:r>
+      <w:r>
+        <w:t xml:space="preserve">наш </w:t>
+      </w:r>
+      <w:r>
+        <w:t>текст</w:t>
+      </w:r>
+      <w:r>
+        <w:t xml:space="preserve"> </w:t>
+      </w:r>
+      <w:r>
+        <w:t xml:space="preserve">ссылается на ресурс </w:t>
+      </w:r>
+      <w:r>
+        <w:rPr>
+          <w:lang w:val="en-US"/>
+        </w:rPr>
+        <w:t>string</w:t>
+      </w:r>
+      <w:r>
+        <w:t xml:space="preserve"> (</w:t>
+      </w:r>
+      <w:r>
+        <w:t>Р</w:t>
+      </w:r>
+      <w:r>
+        <w:t>исунок 38</w:t>
+      </w:r>
+      <w:r>
+        <w:t>)</w:t>
+      </w:r>
+      <w:r>
+        <w:t>.</w:t>
+      </w:r>
+    </w:p>
+    <w:p>
+      <w:pPr>
+        <w:pStyle w:val="8"/>
+        <w:rPr>
+          <w:lang w:val="en-US"/>
+        </w:rPr>
+      </w:pPr>
+      <w:r>
         <w:lastRenderedPageBreak/>
-        <w:t>Как видно из Рисунков</w:t>
-      </w:r>
-      <w:r>
-        <w:t xml:space="preserve"> 32</w:t>
-      </w:r>
-      <w:r>
-        <w:t xml:space="preserve"> и </w:t>
-      </w:r>
-      <w:r>
-        <w:t>33</w:t>
-      </w:r>
-      <w:r>
-        <w:t xml:space="preserve"> мы взяли </w:t>
-      </w:r>
-      <w:r>
-        <w:t xml:space="preserve">из редактора 4 элемента разметки и расположили их в </w:t>
-      </w:r>
-      <w:proofErr w:type="spellStart"/>
-      <w:r>
-        <w:rPr>
-          <w:lang w:val="en-US"/>
-        </w:rPr>
-        <w:t>LinearLayout</w:t>
-      </w:r>
-      <w:proofErr w:type="spellEnd"/>
-      <w:r>
-        <w:t xml:space="preserve"> на нашем </w:t>
-      </w:r>
-      <w:r>
-        <w:t xml:space="preserve">виртуальном </w:t>
-      </w:r>
-      <w:r>
-        <w:t>устройстве</w:t>
-      </w:r>
-      <w:r>
-        <w:t>.</w:t>
-      </w:r>
-    </w:p>
-    <w:p>
-      <w:pPr>
-        <w:pStyle w:val="7"/>
-      </w:pPr>
-      <w:bookmarkStart w:id="35" w:name="textView211"/>
-      <w:bookmarkStart w:id="36" w:name="_2.1.1_TextView_в"/>
-      <w:bookmarkEnd w:id="36"/>
-      <w:r>
-        <w:t>2.1.1</w:t>
-      </w:r>
-      <w:r>
-        <w:t xml:space="preserve"> </w:t>
-      </w:r>
-      <w:proofErr w:type="spellStart"/>
-      <w:r>
-        <w:rPr>
-          <w:lang w:val="en-US"/>
-        </w:rPr>
-        <w:t>TextView</w:t>
-      </w:r>
-      <w:proofErr w:type="spellEnd"/>
-      <w:r>
-        <w:t xml:space="preserve"> </w:t>
-      </w:r>
-      <w:r>
-        <w:t>в задаче</w:t>
-      </w:r>
-    </w:p>
-    <w:bookmarkEnd w:id="35"/>
-    <w:p>
-      <w:r>
-        <w:t xml:space="preserve">Первым элементом на рассмотрение является </w:t>
-      </w:r>
-      <w:proofErr w:type="spellStart"/>
-      <w:r>
-        <w:rPr>
-          <w:lang w:val="en-US"/>
-        </w:rPr>
-        <w:t>TextView</w:t>
-      </w:r>
-      <w:proofErr w:type="spellEnd"/>
-      <w:r>
-        <w:t>, который имеет схожие значения атрибутов, перечисленных выше.</w:t>
-      </w:r>
-    </w:p>
-    <w:p>
-      <w:r>
-        <w:t>Из Р</w:t>
-      </w:r>
-      <w:r>
-        <w:t>исунка 32</w:t>
-      </w:r>
-      <w:r>
-        <w:t xml:space="preserve"> видно, что</w:t>
-      </w:r>
-      <w:r>
-        <w:t xml:space="preserve"> </w:t>
-      </w:r>
-      <w:proofErr w:type="spellStart"/>
-      <w:r>
-        <w:rPr>
-          <w:lang w:val="en-US"/>
-        </w:rPr>
-        <w:t>TextView</w:t>
-      </w:r>
-      <w:proofErr w:type="spellEnd"/>
-      <w:r>
-        <w:t xml:space="preserve"> (</w:t>
-      </w:r>
-      <w:r>
-        <w:t>Рисунок 34</w:t>
-      </w:r>
-      <w:r>
-        <w:t>)</w:t>
-      </w:r>
-      <w:r>
-        <w:t xml:space="preserve"> </w:t>
-      </w:r>
-      <w:r>
-        <w:t>имеет следующие атрибуты:</w:t>
-      </w:r>
-    </w:p>
-    <w:p>
-      <w:pPr>
-        <w:pStyle w:val="a0"/>
-      </w:pPr>
-      <w:proofErr w:type="spellStart"/>
-      <w:proofErr w:type="gramStart"/>
-      <w:r>
-        <w:t>layout</w:t>
-      </w:r>
-      <w:proofErr w:type="gramEnd"/>
-      <w:r>
-        <w:t>_width</w:t>
-      </w:r>
-      <w:proofErr w:type="spellEnd"/>
-      <w:r>
-        <w:t>="</w:t>
-      </w:r>
-      <w:proofErr w:type="spellStart"/>
-      <w:r>
-        <w:t>wrap_content</w:t>
-      </w:r>
-      <w:proofErr w:type="spellEnd"/>
-      <w:r>
-        <w:t>"</w:t>
-      </w:r>
-      <w:r>
-        <w:t xml:space="preserve"> – </w:t>
-      </w:r>
-      <w:r>
-        <w:t xml:space="preserve">задаёт ширину элемента. В данном случае ширина будет соответствовать длине текста, который мы указали в атрибуте </w:t>
-      </w:r>
-      <w:proofErr w:type="spellStart"/>
-      <w:proofErr w:type="gramStart"/>
-      <w:r>
-        <w:t>android:text</w:t>
-      </w:r>
-      <w:proofErr w:type="spellEnd"/>
-      <w:proofErr w:type="gramEnd"/>
-      <w:r>
-        <w:t>;</w:t>
-      </w:r>
-    </w:p>
-    <w:p>
-      <w:pPr>
-        <w:pStyle w:val="a0"/>
-      </w:pPr>
-      <w:proofErr w:type="spellStart"/>
-      <w:proofErr w:type="gramStart"/>
-      <w:r>
-        <w:rPr>
-          <w:lang w:val="en-US"/>
-        </w:rPr>
-        <w:t>android:</w:t>
-      </w:r>
-      <w:proofErr w:type="gramEnd"/>
-      <w:r>
-        <w:rPr>
-          <w:lang w:val="en-US"/>
-        </w:rPr>
-        <w:t>layout_height</w:t>
-      </w:r>
-      <w:proofErr w:type="spellEnd"/>
-      <w:r>
-        <w:rPr>
-          <w:lang w:val="en-US"/>
-        </w:rPr>
-        <w:t>="</w:t>
-      </w:r>
-      <w:proofErr w:type="spellStart"/>
-      <w:r>
-        <w:rPr>
-          <w:lang w:val="en-US"/>
-        </w:rPr>
-        <w:t>wrap_content</w:t>
-      </w:r>
-      <w:proofErr w:type="spellEnd"/>
-      <w:r>
-        <w:rPr>
-          <w:lang w:val="en-US"/>
-        </w:rPr>
-        <w:t xml:space="preserve">" – </w:t>
-      </w:r>
-      <w:r>
-        <w:t>задаёт</w:t>
-      </w:r>
-      <w:r>
-        <w:rPr>
-          <w:lang w:val="en-US"/>
-        </w:rPr>
-        <w:t xml:space="preserve"> </w:t>
-      </w:r>
-      <w:r>
-        <w:t>высоту</w:t>
-      </w:r>
-      <w:r>
-        <w:rPr>
-          <w:lang w:val="en-US"/>
-        </w:rPr>
-        <w:t xml:space="preserve"> </w:t>
-      </w:r>
-      <w:r>
-        <w:t>элемента</w:t>
-      </w:r>
-      <w:r>
-        <w:rPr>
-          <w:lang w:val="en-US"/>
-        </w:rPr>
-        <w:t xml:space="preserve">. </w:t>
-      </w:r>
-      <w:r>
-        <w:t xml:space="preserve">В данном случае высота будет равна высоте </w:t>
-      </w:r>
-      <w:proofErr w:type="spellStart"/>
-      <w:r>
-        <w:t>текстка</w:t>
-      </w:r>
-      <w:proofErr w:type="spellEnd"/>
-      <w:r>
-        <w:t>;</w:t>
-      </w:r>
-    </w:p>
-    <w:p>
-      <w:pPr>
-        <w:pStyle w:val="a0"/>
-      </w:pPr>
-      <w:proofErr w:type="spellStart"/>
-      <w:proofErr w:type="gramStart"/>
-      <w:r>
-        <w:t>android:text</w:t>
-      </w:r>
-      <w:proofErr w:type="spellEnd"/>
-      <w:proofErr w:type="gramEnd"/>
-      <w:r>
-        <w:t>="</w:t>
-      </w:r>
-      <w:r>
-        <w:t>@</w:t>
-      </w:r>
-      <w:r>
-        <w:rPr>
-          <w:lang w:val="en-US"/>
-        </w:rPr>
-        <w:t>string</w:t>
-      </w:r>
-      <w:r>
-        <w:t>/</w:t>
-      </w:r>
-      <w:r>
-        <w:rPr>
-          <w:lang w:val="en-US"/>
-        </w:rPr>
-        <w:t>app</w:t>
-      </w:r>
-      <w:r>
-        <w:t>_</w:t>
-      </w:r>
-      <w:r>
-        <w:rPr>
-          <w:lang w:val="en-US"/>
-        </w:rPr>
-        <w:t>name</w:t>
-      </w:r>
-      <w:r>
-        <w:t xml:space="preserve">!" - задает текст, который будет отображаться внутри </w:t>
-      </w:r>
-      <w:proofErr w:type="spellStart"/>
-      <w:r>
-        <w:rPr>
-          <w:lang w:val="en-US"/>
-        </w:rPr>
-        <w:t>TextView</w:t>
-      </w:r>
-      <w:proofErr w:type="spellEnd"/>
-      <w:r>
-        <w:t xml:space="preserve">. </w:t>
-      </w:r>
-      <w:r>
-        <w:t xml:space="preserve">В данном случае, </w:t>
-      </w:r>
-      <w:r>
-        <w:t xml:space="preserve">наш </w:t>
-      </w:r>
-      <w:r>
-        <w:t>текст</w:t>
-      </w:r>
-      <w:r>
-        <w:t xml:space="preserve"> </w:t>
-      </w:r>
-      <w:r>
-        <w:t xml:space="preserve">ссылается на ресурс </w:t>
-      </w:r>
-      <w:r>
-        <w:rPr>
-          <w:lang w:val="en-US"/>
-        </w:rPr>
-        <w:t>string</w:t>
-      </w:r>
-      <w:r>
-        <w:t xml:space="preserve"> (</w:t>
-      </w:r>
-      <w:r>
-        <w:t>Р</w:t>
-      </w:r>
-      <w:r>
-        <w:t>исунок 35</w:t>
-      </w:r>
-      <w:r>
-        <w:t>)</w:t>
-      </w:r>
-      <w:r>
-        <w:t>.</w:t>
-      </w:r>
-    </w:p>
-    <w:p>
-      <w:pPr>
-        <w:pStyle w:val="8"/>
-        <w:rPr>
-          <w:lang w:val="en-US"/>
-        </w:rPr>
-      </w:pPr>
-      <w:r>
         <w:pict>
-          <v:shape id="_x0000_i1030" type="#_x0000_t75" style="width:498pt;height:125.25pt">
+          <v:shape id="_x0000_i1031" type="#_x0000_t75" style="width:498.4pt;height:125.3pt">
             <v:imagedata r:id="rId43" o:title="TextViewPr"/>
           </v:shape>
         </w:pict>
@@ -10026,6 +10259,10 @@
         <w:pStyle w:val="8"/>
       </w:pPr>
       <w:r>
+        <w:rPr>
+          <w:noProof/>
+          <w:lang w:eastAsia="ru-RU"/>
+        </w:rPr>
         <w:drawing>
           <wp:inline distT="0" distB="0" distL="0" distR="0" wp14:anchorId="31DC8876" wp14:editId="746BECCF">
             <wp:extent cx="6001293" cy="1403498"/>
@@ -10084,11 +10321,10 @@
       <w:pPr>
         <w:pStyle w:val="7"/>
       </w:pPr>
-      <w:bookmarkStart w:id="37" w:name="editText212"/>
-      <w:bookmarkStart w:id="38" w:name="_2.1.2_EditText_в"/>
-      <w:bookmarkEnd w:id="38"/>
-      <w:r>
-        <w:lastRenderedPageBreak/>
+      <w:bookmarkStart w:id="37" w:name="_2.1.2_EditText_в"/>
+      <w:bookmarkStart w:id="38" w:name="editText212"/>
+      <w:bookmarkEnd w:id="37"/>
+      <w:r>
         <w:t>2</w:t>
       </w:r>
       <w:r>
@@ -10105,17 +10341,14 @@
         <w:t>EditText</w:t>
       </w:r>
       <w:proofErr w:type="spellEnd"/>
-      <w:r>
-        <w:t xml:space="preserve"> </w:t>
-      </w:r>
-      <w:r>
-        <w:t>в задаче</w:t>
-      </w:r>
-    </w:p>
-    <w:bookmarkEnd w:id="37"/>
-    <w:p>
-      <w:r>
-        <w:t xml:space="preserve">Также из Рисунка 32 видно, что </w:t>
+    </w:p>
+    <w:bookmarkEnd w:id="38"/>
+    <w:p>
+      <w:r>
+        <w:t>Также из Рисунка 35</w:t>
+      </w:r>
+      <w:r>
+        <w:t xml:space="preserve"> видно, что </w:t>
       </w:r>
       <w:proofErr w:type="spellStart"/>
       <w:r>
@@ -10126,7 +10359,10 @@
       </w:r>
       <w:proofErr w:type="spellEnd"/>
       <w:r>
-        <w:t xml:space="preserve"> (Рисунок 36)</w:t>
+        <w:t xml:space="preserve"> (Рисунок 39</w:t>
+      </w:r>
+      <w:r>
+        <w:t>)</w:t>
       </w:r>
       <w:r>
         <w:t xml:space="preserve"> </w:t>
@@ -10348,7 +10584,7 @@
           <w:lang w:val="en-US"/>
         </w:rPr>
         <w:pict>
-          <v:shape id="_x0000_i1031" type="#_x0000_t75" style="width:486.75pt;height:87.75pt">
+          <v:shape id="_x0000_i1032" type="#_x0000_t75" style="width:487.15pt;height:87.9pt">
             <v:imagedata r:id="rId45" o:title="EditTextPr"/>
           </v:shape>
         </w:pict>
@@ -10380,40 +10616,40 @@
       <w:pPr>
         <w:pStyle w:val="7"/>
       </w:pPr>
-      <w:bookmarkStart w:id="39" w:name="button213"/>
-      <w:bookmarkStart w:id="40" w:name="_2.1.3_Button_в"/>
-      <w:bookmarkEnd w:id="40"/>
-      <w:r>
-        <w:t>2.1.</w:t>
-      </w:r>
-      <w:r>
-        <w:t>3</w:t>
-      </w:r>
-      <w:r>
-        <w:t xml:space="preserve"> </w:t>
-      </w:r>
-      <w:r>
-        <w:rPr>
-          <w:lang w:val="en-US"/>
-        </w:rPr>
+      <w:bookmarkStart w:id="39" w:name="_2.1.3_Button_в"/>
+      <w:bookmarkStart w:id="40" w:name="button213"/>
+      <w:bookmarkEnd w:id="39"/>
+      <w:r>
+        <w:lastRenderedPageBreak/>
+        <w:t>2</w:t>
+      </w:r>
+      <w:r>
+        <w:t xml:space="preserve">.1.3 </w:t>
+      </w:r>
+      <w:proofErr w:type="spellStart"/>
+      <w:r>
         <w:t>Button</w:t>
       </w:r>
-      <w:r>
-        <w:t xml:space="preserve"> </w:t>
-      </w:r>
-      <w:r>
-        <w:t>в задаче</w:t>
-      </w:r>
-    </w:p>
-    <w:bookmarkEnd w:id="39"/>
-    <w:p>
-      <w:r>
-        <w:t>Далее переходим к рассмотрению Рисунка 33 и всех элементов разметки, расположенных на нём.</w:t>
-      </w:r>
-    </w:p>
-    <w:p>
-      <w:r>
-        <w:t>Из Рисунка 33 видно, что</w:t>
+      <w:proofErr w:type="spellEnd"/>
+    </w:p>
+    <w:bookmarkEnd w:id="40"/>
+    <w:p>
+      <w:r>
+        <w:t>Далее пер</w:t>
+      </w:r>
+      <w:r>
+        <w:t>еходим к рассмотрению Рисунка 36</w:t>
+      </w:r>
+      <w:r>
+        <w:t xml:space="preserve"> и всех элементов разметки, расположенных на нём.</w:t>
+      </w:r>
+    </w:p>
+    <w:p>
+      <w:r>
+        <w:t>Из Рисунка 36</w:t>
+      </w:r>
+      <w:r>
+        <w:t xml:space="preserve"> видно, что</w:t>
       </w:r>
       <w:r>
         <w:t xml:space="preserve"> </w:t>
@@ -10425,7 +10661,10 @@
         <w:t>Button</w:t>
       </w:r>
       <w:r>
-        <w:t xml:space="preserve"> (Рисунок 37)</w:t>
+        <w:t xml:space="preserve"> (Рисунок 40</w:t>
+      </w:r>
+      <w:r>
+        <w:t>)</w:t>
       </w:r>
       <w:r>
         <w:t xml:space="preserve"> </w:t>
@@ -10634,7 +10873,7 @@
       </w:pPr>
       <w:r>
         <w:pict>
-          <v:shape id="_x0000_i1032" type="#_x0000_t75" style="width:399.75pt;height:72.75pt">
+          <v:shape id="_x0000_i1033" type="#_x0000_t75" style="width:399.25pt;height:72.95pt">
             <v:imagedata r:id="rId39" o:title="Button"/>
           </v:shape>
         </w:pict>
@@ -10668,13 +10907,12 @@
     </w:p>
     <w:p>
       <w:pPr>
-        <w:pStyle w:val="2"/>
-      </w:pPr>
-      <w:bookmarkStart w:id="41" w:name="imageView214"/>
-      <w:bookmarkStart w:id="42" w:name="_2.1.4_ImageView_в"/>
-      <w:bookmarkEnd w:id="42"/>
-      <w:r>
-        <w:lastRenderedPageBreak/>
+        <w:pStyle w:val="7"/>
+      </w:pPr>
+      <w:bookmarkStart w:id="41" w:name="_2.1.4_ImageView_в"/>
+      <w:bookmarkStart w:id="42" w:name="imageView214"/>
+      <w:bookmarkEnd w:id="41"/>
+      <w:r>
         <w:t xml:space="preserve">2.1.4 </w:t>
       </w:r>
       <w:proofErr w:type="spellStart"/>
@@ -10685,20 +10923,17 @@
         <w:t>ImageView</w:t>
       </w:r>
       <w:proofErr w:type="spellEnd"/>
-      <w:r>
-        <w:rPr>
-          <w:lang w:val="en-US"/>
-        </w:rPr>
-        <w:t xml:space="preserve"> </w:t>
-      </w:r>
-      <w:r>
-        <w:t>в задаче</w:t>
-      </w:r>
-    </w:p>
-    <w:bookmarkEnd w:id="41"/>
-    <w:p>
-      <w:r>
-        <w:t>Из Рисунка 33 видно, что</w:t>
+    </w:p>
+    <w:bookmarkEnd w:id="42"/>
+    <w:p>
+      <w:r>
+        <w:t>Из Рисунка 3</w:t>
+      </w:r>
+      <w:r>
+        <w:t>6</w:t>
+      </w:r>
+      <w:r>
+        <w:t xml:space="preserve"> видно, что</w:t>
       </w:r>
       <w:r>
         <w:t xml:space="preserve"> </w:t>
@@ -10717,7 +10952,10 @@
       </w:r>
       <w:proofErr w:type="gramEnd"/>
       <w:r>
-        <w:t>Рисунок 38)</w:t>
+        <w:t>Рисунок 41</w:t>
+      </w:r>
+      <w:r>
+        <w:t>)</w:t>
       </w:r>
       <w:r>
         <w:t xml:space="preserve"> </w:t>
@@ -11073,8 +11311,9 @@
           <w:noProof/>
           <w:lang w:eastAsia="ru-RU"/>
         </w:rPr>
+        <w:lastRenderedPageBreak/>
         <w:pict>
-          <v:shape id="_x0000_i1033" type="#_x0000_t75" style="width:481.5pt;height:150.75pt">
+          <v:shape id="_x0000_i1034" type="#_x0000_t75" style="width:481.55pt;height:150.55pt">
             <v:imagedata r:id="rId40" o:title="ImageView"/>
           </v:shape>
         </w:pict>
@@ -11104,14 +11343,133 @@
     </w:p>
     <w:p>
       <w:r>
-        <w:t>Как итог, приложение работает исправно и все базовый элементы выполняют свой функционал.</w:t>
+        <w:t>На Рисунках 42-43 представлен итоговый вид приложения.</w:t>
+      </w:r>
+    </w:p>
+    <w:p>
+      <w:r>
+        <w:t>Как итог, приложение работает исправно и все базовый элементы выполняют свой функционал</w:t>
       </w:r>
     </w:p>
     <w:p>
       <w:pPr>
         <w:spacing w:after="160" w:line="259" w:lineRule="auto"/>
         <w:ind w:firstLine="0"/>
-        <w:jc w:val="left"/>
+        <w:jc w:val="center"/>
+      </w:pPr>
+      <w:r>
+        <w:rPr>
+          <w:noProof/>
+          <w:lang w:eastAsia="ru-RU"/>
+        </w:rPr>
+        <w:drawing>
+          <wp:inline distT="0" distB="0" distL="0" distR="0" wp14:anchorId="6ED552E3" wp14:editId="276A0167">
+            <wp:extent cx="3061780" cy="5712031"/>
+            <wp:effectExtent l="0" t="0" r="5715" b="3175"/>
+            <wp:docPr id="18" name="Рисунок 18"/>
+            <wp:cNvGraphicFramePr>
+              <a:graphicFrameLocks xmlns:a="http://schemas.openxmlformats.org/drawingml/2006/main" noChangeAspect="1"/>
+            </wp:cNvGraphicFramePr>
+            <a:graphic xmlns:a="http://schemas.openxmlformats.org/drawingml/2006/main">
+              <a:graphicData uri="http://schemas.openxmlformats.org/drawingml/2006/picture">
+                <pic:pic xmlns:pic="http://schemas.openxmlformats.org/drawingml/2006/picture">
+                  <pic:nvPicPr>
+                    <pic:cNvPr id="1" name=""/>
+                    <pic:cNvPicPr/>
+                  </pic:nvPicPr>
+                  <pic:blipFill>
+                    <a:blip r:embed="rId46"/>
+                    <a:stretch>
+                      <a:fillRect/>
+                    </a:stretch>
+                  </pic:blipFill>
+                  <pic:spPr>
+                    <a:xfrm>
+                      <a:off x="0" y="0"/>
+                      <a:ext cx="3076690" cy="5739847"/>
+                    </a:xfrm>
+                    <a:prstGeom prst="rect">
+                      <a:avLst/>
+                    </a:prstGeom>
+                  </pic:spPr>
+                </pic:pic>
+              </a:graphicData>
+            </a:graphic>
+          </wp:inline>
+        </w:drawing>
+      </w:r>
+    </w:p>
+    <w:p>
+      <w:pPr>
+        <w:pStyle w:val="4"/>
+      </w:pPr>
+      <w:r>
+        <w:t>Часть 1 итогового вида приложения</w:t>
+      </w:r>
+    </w:p>
+    <w:p>
+      <w:pPr>
+        <w:ind w:firstLine="0"/>
+        <w:jc w:val="center"/>
+      </w:pPr>
+      <w:r>
+        <w:rPr>
+          <w:noProof/>
+          <w:lang w:eastAsia="ru-RU"/>
+        </w:rPr>
+        <w:lastRenderedPageBreak/>
+        <w:drawing>
+          <wp:inline distT="0" distB="0" distL="0" distR="0" wp14:anchorId="69866D1C" wp14:editId="697A772A">
+            <wp:extent cx="3029373" cy="6506483"/>
+            <wp:effectExtent l="0" t="0" r="0" b="0"/>
+            <wp:docPr id="19" name="Рисунок 19"/>
+            <wp:cNvGraphicFramePr>
+              <a:graphicFrameLocks xmlns:a="http://schemas.openxmlformats.org/drawingml/2006/main" noChangeAspect="1"/>
+            </wp:cNvGraphicFramePr>
+            <a:graphic xmlns:a="http://schemas.openxmlformats.org/drawingml/2006/main">
+              <a:graphicData uri="http://schemas.openxmlformats.org/drawingml/2006/picture">
+                <pic:pic xmlns:pic="http://schemas.openxmlformats.org/drawingml/2006/picture">
+                  <pic:nvPicPr>
+                    <pic:cNvPr id="1" name=""/>
+                    <pic:cNvPicPr/>
+                  </pic:nvPicPr>
+                  <pic:blipFill>
+                    <a:blip r:embed="rId47"/>
+                    <a:stretch>
+                      <a:fillRect/>
+                    </a:stretch>
+                  </pic:blipFill>
+                  <pic:spPr>
+                    <a:xfrm>
+                      <a:off x="0" y="0"/>
+                      <a:ext cx="3029373" cy="6506483"/>
+                    </a:xfrm>
+                    <a:prstGeom prst="rect">
+                      <a:avLst/>
+                    </a:prstGeom>
+                  </pic:spPr>
+                </pic:pic>
+              </a:graphicData>
+            </a:graphic>
+          </wp:inline>
+        </w:drawing>
+      </w:r>
+    </w:p>
+    <w:p>
+      <w:pPr>
+        <w:pStyle w:val="4"/>
+      </w:pPr>
+      <w:r>
+        <w:t>Часть 2 итогового вида приложения</w:t>
+      </w:r>
+    </w:p>
+    <w:p>
+      <w:pPr>
+        <w:rPr>
+          <w:rFonts w:eastAsiaTheme="majorEastAsia" w:cstheme="majorBidi"/>
+          <w:color w:val="000000" w:themeColor="text1"/>
+          <w:sz w:val="24"/>
+        </w:rPr>
       </w:pPr>
       <w:r>
         <w:br w:type="page"/>
@@ -11123,15 +11481,15 @@
         <w:ind w:firstLine="0"/>
         <w:jc w:val="center"/>
       </w:pPr>
-      <w:bookmarkStart w:id="43" w:name="заключение"/>
-      <w:bookmarkStart w:id="44" w:name="_Заключение"/>
-      <w:bookmarkEnd w:id="44"/>
+      <w:bookmarkStart w:id="43" w:name="_Заключение"/>
+      <w:bookmarkStart w:id="44" w:name="заключение"/>
+      <w:bookmarkEnd w:id="43"/>
       <w:r>
         <w:lastRenderedPageBreak/>
         <w:t>Заключение</w:t>
       </w:r>
     </w:p>
-    <w:bookmarkEnd w:id="43"/>
+    <w:bookmarkEnd w:id="44"/>
     <w:p>
       <w:r>
         <w:t>В ходе ознакомились с официальной интегрированной средой</w:t>
@@ -11176,7 +11534,7 @@
       </w:r>
     </w:p>
     <w:sectPr>
-      <w:footerReference w:type="default" r:id="rId46"/>
+      <w:footerReference w:type="default" r:id="rId48"/>
       <w:pgSz w:w="11906" w:h="16838"/>
       <w:pgMar w:top="1134" w:right="567" w:bottom="1134" w:left="1701" w:header="0" w:footer="0" w:gutter="0"/>
       <w:cols w:space="720"/>
@@ -11223,6 +11581,7 @@
         <w:docPartUnique/>
       </w:docPartObj>
     </w:sdtPr>
+    <w:sdtEndPr/>
     <w:sdtContent>
       <w:p>
         <w:pPr>
@@ -11243,7 +11602,7 @@
           <w:rPr>
             <w:noProof/>
           </w:rPr>
-          <w:t>21</w:t>
+          <w:t>22</w:t>
         </w:r>
         <w:r>
           <w:fldChar w:fldCharType="end"/>
@@ -12646,6 +13005,7 @@
   <w:style w:type="character" w:default="1" w:styleId="a2">
     <w:name w:val="Default Paragraph Font"/>
     <w:uiPriority w:val="1"/>
+    <w:semiHidden/>
     <w:unhideWhenUsed/>
   </w:style>
   <w:style w:type="table" w:default="1" w:styleId="a3">
@@ -13361,7 +13721,7 @@
 </file>
 
 <file path=customXml/itemProps1.xml><?xml version="1.0" encoding="utf-8"?>
-<ds:datastoreItem xmlns:ds="http://schemas.openxmlformats.org/officeDocument/2006/customXml" ds:itemID="{ED86E44E-A199-4C2E-A0D4-0914CB89C57D}">
+<ds:datastoreItem xmlns:ds="http://schemas.openxmlformats.org/officeDocument/2006/customXml" ds:itemID="{69338607-0AD1-4F55-8463-1EE1EEA07C27}">
   <ds:schemaRefs>
     <ds:schemaRef ds:uri="http://schemas.openxmlformats.org/officeDocument/2006/bibliography"/>
   </ds:schemaRefs>
